--- a/docs/Малышева К.А. ВР-23 Задание 4.docx
+++ b/docs/Малышева К.А. ВР-23 Задание 4.docx
@@ -1655,8 +1655,8 @@
         <w:tblLook w:val="04A0" w:firstRow="1" w:lastRow="0" w:firstColumn="1" w:lastColumn="0" w:noHBand="0" w:noVBand="1"/>
       </w:tblPr>
       <w:tblGrid>
-        <w:gridCol w:w="2804"/>
-        <w:gridCol w:w="6711"/>
+        <w:gridCol w:w="2565"/>
+        <w:gridCol w:w="6950"/>
       </w:tblGrid>
       <w:tr>
         <w:tc>
@@ -1835,14 +1835,6 @@
               <w:t>Позволяет администратору записывать пациентов к врачам, выбирать дату, время и кабинет, переносить или отменять запись.</w:t>
             </w:r>
           </w:p>
-        </w:tc>
-      </w:tr>
-      <w:tr>
-        <w:tc>
-          <w:tcPr>
-            <w:tcW w:w="0" w:type="auto"/>
-            <w:hideMark/>
-          </w:tcPr>
           <w:p>
             <w:pPr>
               <w:pStyle w:val="a3"/>
@@ -1855,28 +1847,13 @@
               <w:rPr>
                 <w:b w:val="0"/>
               </w:rPr>
-              <w:t>Модуль медицинской документации</w:t>
-            </w:r>
-          </w:p>
-        </w:tc>
-        <w:tc>
-          <w:tcPr>
-            <w:tcW w:w="0" w:type="auto"/>
-            <w:hideMark/>
-          </w:tcPr>
-          <w:p>
-            <w:pPr>
-              <w:pStyle w:val="a3"/>
-              <w:ind w:firstLine="0"/>
-              <w:rPr>
-                <w:b w:val="0"/>
-              </w:rPr>
-            </w:pPr>
-            <w:r>
-              <w:rPr>
-                <w:b w:val="0"/>
-              </w:rPr>
-              <w:t>Позволяет врачу просматривать историю лечения пациента, фиксировать результаты приема, оказанные услуги и рекомендации.</w:t>
+              <w:t>Проверяет статус записи и время начала при переносе и отмене. При переносе проверяет доступность нового слота; при отказе сохраняет исходную запись. Передаёт события модулю уведомлений</w:t>
+            </w:r>
+            <w:r>
+              <w:rPr>
+                <w:b w:val="0"/>
+              </w:rPr>
+              <w:t>.</w:t>
             </w:r>
           </w:p>
         </w:tc>
@@ -1899,7 +1876,7 @@
               <w:rPr>
                 <w:b w:val="0"/>
               </w:rPr>
-              <w:t>Модуль учета расходных материалов</w:t>
+              <w:t>Модуль медицинской документации</w:t>
             </w:r>
           </w:p>
         </w:tc>
@@ -1920,7 +1897,7 @@
               <w:rPr>
                 <w:b w:val="0"/>
               </w:rPr>
-              <w:t>Хранит данные об остатках материалов, списывает использованные материалы после приема и помогает контролировать их пополнение.</w:t>
+              <w:t>Позволяет врачу просматривать историю лечения пациента, фиксировать результаты приема, оказанные услуги и рекомендации.</w:t>
             </w:r>
           </w:p>
         </w:tc>
@@ -1943,7 +1920,7 @@
               <w:rPr>
                 <w:b w:val="0"/>
               </w:rPr>
-              <w:t>Финансовый модуль</w:t>
+              <w:t>Модуль учета расходных материалов</w:t>
             </w:r>
           </w:p>
         </w:tc>
@@ -1964,7 +1941,40 @@
               <w:rPr>
                 <w:b w:val="0"/>
               </w:rPr>
-              <w:t>Позволяет формировать счета за оказанные услуги, учитывать оплаты и контролировать задолженности пациентов.</w:t>
+              <w:t>Хранит данные об остатках материалов, списывает использованные материалы после приема и помогает контролировать их пополнение.</w:t>
+            </w:r>
+          </w:p>
+          <w:p>
+            <w:pPr>
+              <w:pStyle w:val="a3"/>
+              <w:ind w:firstLine="0"/>
+              <w:rPr>
+                <w:b w:val="0"/>
+              </w:rPr>
+            </w:pPr>
+            <w:r>
+              <w:rPr>
+                <w:b w:val="0"/>
+              </w:rPr>
+              <w:t xml:space="preserve">После списания сравнивает остаток с минимумом. При условии «остаток </w:t>
+            </w:r>
+            <w:r>
+              <w:rPr>
+                <w:b w:val="0"/>
+              </w:rPr>
+              <w:t>&lt;</w:t>
+            </w:r>
+            <w:r>
+              <w:rPr>
+                <w:b w:val="0"/>
+              </w:rPr>
+              <w:t>=</w:t>
+            </w:r>
+            <w:r>
+              <w:rPr>
+                <w:b w:val="0"/>
+              </w:rPr>
+              <w:t xml:space="preserve"> минимум» передаёт событие модулю уведомлений</w:t>
             </w:r>
           </w:p>
         </w:tc>
@@ -1987,7 +1997,7 @@
               <w:rPr>
                 <w:b w:val="0"/>
               </w:rPr>
-              <w:t>Модуль уведомлений</w:t>
+              <w:t>Финансовый модуль</w:t>
             </w:r>
           </w:p>
         </w:tc>
@@ -2008,7 +2018,7 @@
               <w:rPr>
                 <w:b w:val="0"/>
               </w:rPr>
-              <w:t>Отправляет уведомления пациентам и сотрудникам о записи, переносе или отмене приема, а также о необходимости пополнения материалов.</w:t>
+              <w:t>Позволяет формировать счета за оказанные услуги, учитывать оплаты и контролировать задолженности пациентов.</w:t>
             </w:r>
           </w:p>
         </w:tc>
@@ -2031,7 +2041,7 @@
               <w:rPr>
                 <w:b w:val="0"/>
               </w:rPr>
-              <w:t>Модуль отчетов и аналитики</w:t>
+              <w:t>Модуль уведомлений</w:t>
             </w:r>
           </w:p>
         </w:tc>
@@ -2052,7 +2062,19 @@
               <w:rPr>
                 <w:b w:val="0"/>
               </w:rPr>
-              <w:t>Формирует отчеты по количеству приемов, загрузке врачей, использованию материалов и финансовым показателям клиники.</w:t>
+              <w:t xml:space="preserve">Уведомляет пациента и врача о переносе и отмене записи, администратора </w:t>
+            </w:r>
+            <w:r>
+              <w:rPr>
+                <w:b w:val="0"/>
+              </w:rPr>
+              <w:t>-</w:t>
+            </w:r>
+            <w:r>
+              <w:rPr>
+                <w:b w:val="0"/>
+              </w:rPr>
+              <w:t xml:space="preserve"> о необходимости пополнения материалов</w:t>
             </w:r>
           </w:p>
         </w:tc>
@@ -2075,7 +2097,7 @@
               <w:rPr>
                 <w:b w:val="0"/>
               </w:rPr>
-              <w:t>База данных</w:t>
+              <w:t>Модуль отчетов и аналитики</w:t>
             </w:r>
           </w:p>
         </w:tc>
@@ -2096,7 +2118,73 @@
               <w:rPr>
                 <w:b w:val="0"/>
               </w:rPr>
+              <w:t>Формирует отчеты по количеству приемов, загрузке врачей, использованию материалов и финансовым показателям клиники.</w:t>
+            </w:r>
+          </w:p>
+        </w:tc>
+      </w:tr>
+      <w:tr>
+        <w:tc>
+          <w:tcPr>
+            <w:tcW w:w="0" w:type="auto"/>
+            <w:hideMark/>
+          </w:tcPr>
+          <w:p>
+            <w:pPr>
+              <w:pStyle w:val="a3"/>
+              <w:ind w:firstLine="0"/>
+              <w:rPr>
+                <w:b w:val="0"/>
+              </w:rPr>
+            </w:pPr>
+            <w:r>
+              <w:rPr>
+                <w:b w:val="0"/>
+              </w:rPr>
+              <w:t>База данных</w:t>
+            </w:r>
+          </w:p>
+        </w:tc>
+        <w:tc>
+          <w:tcPr>
+            <w:tcW w:w="0" w:type="auto"/>
+            <w:hideMark/>
+          </w:tcPr>
+          <w:p>
+            <w:pPr>
+              <w:pStyle w:val="a3"/>
+              <w:ind w:firstLine="0"/>
+              <w:rPr>
+                <w:b w:val="0"/>
+              </w:rPr>
+            </w:pPr>
+            <w:r>
+              <w:rPr>
+                <w:b w:val="0"/>
+              </w:rPr>
               <w:t>Хранит информацию о пользователях, пациентах, расписании, приемах, услугах, материалах, счетах и оплатах.</w:t>
+            </w:r>
+          </w:p>
+          <w:p>
+            <w:pPr>
+              <w:pStyle w:val="a3"/>
+              <w:ind w:firstLine="0"/>
+              <w:rPr>
+                <w:b w:val="0"/>
+              </w:rPr>
+            </w:pPr>
+            <w:r>
+              <w:rPr>
+                <w:b w:val="0"/>
+              </w:rPr>
+              <w:lastRenderedPageBreak/>
+              <w:t>Для базы предусмотрены ежедневное резервное копирование в 02:00, хранение семи последних успешных копий на отдельном носителе и восстановление по установленному регламенту</w:t>
+            </w:r>
+            <w:r>
+              <w:rPr>
+                <w:b w:val="0"/>
+              </w:rPr>
+              <w:t>.</w:t>
             </w:r>
           </w:p>
         </w:tc>
